--- a/word_reports/LP_0261_위치_464_Opus_Live Is Life.docx
+++ b/word_reports/LP_0261_위치_464_Opus_Live Is Life.docx
@@ -4,7 +4,7 @@
   <w:body>
     <w:p>
       <w:pPr>
-        <w:spacing w:after="280"/>
+        <w:spacing w:after="80"/>
       </w:pPr>
       <w:r>
         <w:rPr w:rFonts="맑은 고딕">
@@ -13,94 +13,47 @@
           <w:color w:val="1E3A8A"/>
           <w:sz w:val="30"/>
         </w:rPr>
-        <w:t>[464] Opus - Live Is Life</w:t>
+        <w:t>Opus (작) - Live Is Life</w:t>
       </w:r>
     </w:p>
     <w:p>
       <w:pPr>
-        <w:spacing w:after="320"/>
+        <w:spacing w:after="240"/>
       </w:pPr>
       <w:r>
         <w:rPr w:rFonts="맑은 고딕">
           <w:rFonts w:ascii="맑은 고딕" w:hAnsi="맑은 고딕" w:eastAsia="맑은 고딕"/>
           <w:b/>
-          <w:sz w:val="20"/>
+          <w:color w:val="4B5563"/>
+          <w:sz w:val="22"/>
         </w:rPr>
-        <w:t>■ 위치 : 464</w:t>
-        <w:br/>
-      </w:r>
-      <w:r>
-        <w:rPr w:rFonts="맑은 고딕">
-          <w:rFonts w:ascii="맑은 고딕" w:hAnsi="맑은 고딕" w:eastAsia="맑은 고딕"/>
-          <w:b/>
-          <w:sz w:val="20"/>
-        </w:rPr>
-        <w:t>■ 아티스트 : Opus</w:t>
-        <w:br/>
-      </w:r>
-      <w:r>
-        <w:rPr w:rFonts="맑은 고딕">
-          <w:rFonts w:ascii="맑은 고딕" w:hAnsi="맑은 고딕" w:eastAsia="맑은 고딕"/>
-          <w:b/>
-          <w:sz w:val="20"/>
-        </w:rPr>
-        <w:t>■ 앨범명 : Live Is Life</w:t>
-        <w:br/>
-      </w:r>
-      <w:r>
-        <w:rPr w:rFonts="맑은 고딕">
-          <w:rFonts w:ascii="맑은 고딕" w:hAnsi="맑은 고딕" w:eastAsia="맑은 고딕"/>
-          <w:b w:val="0"/>
-          <w:sz w:val="20"/>
-        </w:rPr>
-        <w:t>■ 음반 레이블 : OK Musica / Polydor</w:t>
-        <w:br/>
-      </w:r>
-      <w:r>
-        <w:rPr w:rFonts="맑은 고딕">
-          <w:rFonts w:ascii="맑은 고딕" w:hAnsi="맑은 고딕" w:eastAsia="맑은 고딕"/>
-          <w:b w:val="0"/>
-          <w:sz w:val="20"/>
-        </w:rPr>
-        <w:t>■ 발매년도 : 1984</w:t>
-        <w:br/>
-      </w:r>
-      <w:r>
-        <w:rPr w:rFonts="맑은 고딕">
-          <w:rFonts w:ascii="맑은 고딕" w:hAnsi="맑은 고딕" w:eastAsia="맑은 고딕"/>
-          <w:b w:val="0"/>
-          <w:sz w:val="20"/>
-        </w:rPr>
-        <w:t>■ 장르 : 팝 록 (Pop Rock), 아레나 록 (Arena Rock)</w:t>
-        <w:br/>
-      </w:r>
-      <w:r>
-        <w:rPr w:rFonts="맑은 고딕">
-          <w:rFonts w:ascii="맑은 고딕" w:hAnsi="맑은 고딕" w:eastAsia="맑은 고딕"/>
-          <w:b w:val="0"/>
-          <w:sz w:val="20"/>
-        </w:rPr>
-        <w:t>■ 주요 수록곡 : 1. Live Is Life</w:t>
-        <w:br/>
+        <w:t>위치 :  464</w:t>
       </w:r>
     </w:p>
     <w:p>
       <w:pPr>
-        <w:spacing w:after="160"/>
+        <w:spacing w:line="324" w:lineRule="auto" w:before="80" w:after="160"/>
       </w:pPr>
       <w:r>
         <w:rPr w:rFonts="맑은 고딕">
           <w:rFonts w:ascii="맑은 고딕" w:hAnsi="맑은 고딕" w:eastAsia="맑은 고딕"/>
           <w:b/>
           <w:color w:val="1F2937"/>
-          <w:sz w:val="24"/>
+          <w:sz w:val="22"/>
         </w:rPr>
-        <w:t>■ 음반 해설 및 감상 가이드</w:t>
+        <w:t xml:space="preserve">[음반 소개] </w:t>
+      </w:r>
+      <w:r>
+        <w:rPr w:rFonts="맑은 고딕">
+          <w:rFonts w:ascii="맑은 고딕" w:hAnsi="맑은 고딕" w:eastAsia="맑은 고딕"/>
+          <w:b w:val="0"/>
+          <w:sz w:val="21"/>
+        </w:rPr>
       </w:r>
     </w:p>
     <w:p>
       <w:pPr>
-        <w:spacing w:line="312" w:lineRule="auto" w:after="120"/>
+        <w:spacing w:line="324" w:lineRule="auto" w:after="120"/>
       </w:pPr>
       <w:r>
         <w:rPr w:rFonts="맑은 고딕">
@@ -108,51 +61,516 @@
           <w:b w:val="0"/>
           <w:sz w:val="21"/>
         </w:rPr>
-        <w:t>오스트리아 출신의 팝 록 밴드 오푸스(Opus)가 1984년에 발표한 라이브 앨범 《Live Is Life》는 단 하나의 명곡이 가진 파급력이 전 세계 음악 팬들의 심장을 어떻게 울릴 수 있는지를 입증한 80년대 팝 음악사의 찬란한 유산입니다. 밴드 결성 11주년을 기념하여 오스트리아 오버바르트(Oberwart) 야외 무대 실황을 담아낸 이 음반은, 스튜디오 앨범이 줄 수 없는 폭발적인 현장감과 관객과의 완벽한 호흡을 담아내며 유럽 차트는 물론 빌보드 상위권까지 휩쓰는 글로벌 히트를 기록했습니다.</w:t>
+        <w:t>무대와 객석의 경계가 완벽히 허물어지며 하나의 거대한 파동으로 일렁이던 그 찬란한 순간이 온전히 박제된 실황 명반입니다. 1980년대 유럽 팝 음악계의 심장을 관통했던 오스트리아 록 밴드 오푸스의 뜨거운 에너지는 아날로그 그루브 속에서 숨결 하나까지 생생하게 살아 숨 쉽니다. 일상의 고단함을 단숨에 잊게 만드는 마법 같은 환호성과 떼창의 서정은 시대를 초월하여 오늘날의 리스너에게도 순수한 음악적 해방감을 선사합니다. 음악이 왜 살아 숨 쉬어야 하는지, 그 근원적 질문에 가장 명쾌하고 낭만적인 해답을 건네는 걸작입니다.</w:t>
       </w:r>
     </w:p>
     <w:p>
       <w:pPr>
-        <w:spacing w:line="312" w:lineRule="auto" w:after="120"/>
+        <w:spacing w:line="324" w:lineRule="auto" w:before="200" w:after="80"/>
       </w:pPr>
+      <w:r>
+        <w:rPr w:rFonts="맑은 고딕">
+          <w:rFonts w:ascii="맑은 고딕" w:hAnsi="맑은 고딕" w:eastAsia="맑은 고딕"/>
+          <w:b/>
+          <w:color w:val="1E3A8A"/>
+          <w:sz w:val="24"/>
+        </w:rPr>
+        <w:t>1. 음반 데이터</w:t>
+      </w:r>
+    </w:p>
+    <w:p>
+      <w:pPr>
+        <w:spacing w:line="324" w:lineRule="auto" w:after="80"/>
+      </w:pPr>
+      <w:r>
+        <w:rPr w:rFonts="맑은 고딕">
+          <w:rFonts w:ascii="맑은 고딕" w:hAnsi="맑은 고딕" w:eastAsia="맑은 고딕"/>
+          <w:b w:val="0"/>
+          <w:color w:val="6B7280"/>
+          <w:sz w:val="21"/>
+        </w:rPr>
+        <w:t xml:space="preserve">· </w:t>
+      </w:r>
+      <w:r>
+        <w:rPr w:rFonts="맑은 고딕">
+          <w:rFonts w:ascii="맑은 고딕" w:hAnsi="맑은 고딕" w:eastAsia="맑은 고딕"/>
+          <w:b/>
+          <w:color w:val="1F2937"/>
+          <w:sz w:val="21"/>
+        </w:rPr>
+        <w:t xml:space="preserve">앨범명: </w:t>
+      </w:r>
       <w:r>
         <w:rPr w:rFonts="맑은 고딕">
           <w:rFonts w:ascii="맑은 고딕" w:hAnsi="맑은 고딕" w:eastAsia="맑은 고딕"/>
           <w:b w:val="0"/>
           <w:sz w:val="21"/>
         </w:rPr>
-        <w:t>음반의 타이틀곡이자 불멸의 앤섬(Anthem)인 "Live Is Life"는 단순하면서도 강렬한 리듬, 중독성 넘치는 멜로디, 그리고 보컬리스트 헤르비히 뤼세르(Herwig Rüdisser)의 시원하고 정열적인 가창력이 유기적으로 결합되어 있습니다. 특히 공연장을 가득 메운 관객들의 열정적인 박수 소리와 떼창은 단순한 관람을 넘어 곡의 핵심 요소로 승화되며, 밴드가 자랑하는 정교한 연주력과 레트로 록 사운드가 어우러져 라이브 음반으로서의 가치를 극대화합니다.</w:t>
+        <w:t>Live Is Life</w:t>
       </w:r>
     </w:p>
     <w:p>
       <w:pPr>
-        <w:spacing w:line="312" w:lineRule="auto" w:after="120"/>
+        <w:spacing w:line="324" w:lineRule="auto" w:after="80"/>
       </w:pPr>
+      <w:r>
+        <w:rPr w:rFonts="맑은 고딕">
+          <w:rFonts w:ascii="맑은 고딕" w:hAnsi="맑은 고딕" w:eastAsia="맑은 고딕"/>
+          <w:b w:val="0"/>
+          <w:color w:val="6B7280"/>
+          <w:sz w:val="21"/>
+        </w:rPr>
+        <w:t xml:space="preserve">· </w:t>
+      </w:r>
+      <w:r>
+        <w:rPr w:rFonts="맑은 고딕">
+          <w:rFonts w:ascii="맑은 고딕" w:hAnsi="맑은 고딕" w:eastAsia="맑은 고딕"/>
+          <w:b/>
+          <w:color w:val="1F2937"/>
+          <w:sz w:val="21"/>
+        </w:rPr>
+        <w:t xml:space="preserve">아티스트: </w:t>
+      </w:r>
       <w:r>
         <w:rPr w:rFonts="맑은 고딕">
           <w:rFonts w:ascii="맑은 고딕" w:hAnsi="맑은 고딕" w:eastAsia="맑은 고딕"/>
           <w:b w:val="0"/>
           <w:sz w:val="21"/>
         </w:rPr>
-        <w:t>대중적인 인지도는 타이틀곡에 집중되어 있으나, 수록곡 전반에 걸쳐 오푸스만의 독창적인 음악 세계가 펼쳐집니다. 서정적인 멜로디와 역동적인 에너지가 공존하는 "Flyin' High"와 밴드의 정교한 테크닉이 돋보이는 "Opus Pocus" 등은 이들이 단순한 일발성 히트 밴드가 아닌 탄탄한 공력을 갖춘 연주 그룹임을 증명합니다. 타이틀곡은 훗날 축구 전설 디에고 마라도나의 상징적인 워밍업 영상 배경음악으로도 널리 알려지며 스포츠와 대중문화를 아우르는 시대의 아이콘이 되었습니다.</w:t>
+        <w:t>Opus (작)</w:t>
       </w:r>
     </w:p>
     <w:p>
       <w:pPr>
-        <w:spacing w:line="312" w:lineRule="auto" w:after="120"/>
+        <w:spacing w:line="324" w:lineRule="auto" w:after="80"/>
       </w:pPr>
+      <w:r>
+        <w:rPr w:rFonts="맑은 고딕">
+          <w:rFonts w:ascii="맑은 고딕" w:hAnsi="맑은 고딕" w:eastAsia="맑은 고딕"/>
+          <w:b w:val="0"/>
+          <w:color w:val="6B7280"/>
+          <w:sz w:val="21"/>
+        </w:rPr>
+        <w:t xml:space="preserve">· </w:t>
+      </w:r>
+      <w:r>
+        <w:rPr w:rFonts="맑은 고딕">
+          <w:rFonts w:ascii="맑은 고딕" w:hAnsi="맑은 고딕" w:eastAsia="맑은 고딕"/>
+          <w:b/>
+          <w:color w:val="1F2937"/>
+          <w:sz w:val="21"/>
+        </w:rPr>
+        <w:t xml:space="preserve">발매 정보: </w:t>
+      </w:r>
       <w:r>
         <w:rPr w:rFonts="맑은 고딕">
           <w:rFonts w:ascii="맑은 고딕" w:hAnsi="맑은 고딕" w:eastAsia="맑은 고딕"/>
           <w:b w:val="0"/>
           <w:sz w:val="21"/>
         </w:rPr>
-        <w:t>아날로그 LP로 감상하는 《Live Is Life》는 무대의 열기와 관중의 함성이 레코드의 홈을 따라 한층 더 생생하고 따뜻하게 전달됩니다. 80년대 라이브 음악이 지닌 순수한 에너제틱함과 무대 위 연주자와 청중이 하나 되는 기적 같은 순간을 소장하고 싶은 음악 애호가에게 이 음반은 대체 불가능한 감동을 선사할 것입니다.</w:t>
+        <w:t>밴드 결성 11주년을 기념하여 1984년 9월 2일 오스트리아 오버바트(Oberwart) 실내경기장에서 열린 라이브 실황을 녹음해 1984년 말 발매된 앨범으로, 현장의 열기와 순수한 연주력이 응축된 역사적 기록물입니다.</w:t>
+      </w:r>
+    </w:p>
+    <w:p>
+      <w:pPr>
+        <w:spacing w:line="324" w:lineRule="auto" w:after="80"/>
+      </w:pPr>
+      <w:r>
+        <w:rPr w:rFonts="맑은 고딕">
+          <w:rFonts w:ascii="맑은 고딕" w:hAnsi="맑은 고딕" w:eastAsia="맑은 고딕"/>
+          <w:b w:val="0"/>
+          <w:color w:val="6B7280"/>
+          <w:sz w:val="21"/>
+        </w:rPr>
+        <w:t xml:space="preserve">· </w:t>
+      </w:r>
+      <w:r>
+        <w:rPr w:rFonts="맑은 고딕">
+          <w:rFonts w:ascii="맑은 고딕" w:hAnsi="맑은 고딕" w:eastAsia="맑은 고딕"/>
+          <w:b/>
+          <w:color w:val="1F2937"/>
+          <w:sz w:val="21"/>
+        </w:rPr>
+        <w:t xml:space="preserve">LP 인기도(판매량): </w:t>
+      </w:r>
+      <w:r>
+        <w:rPr w:rFonts="맑은 고딕">
+          <w:rFonts w:ascii="맑은 고딕" w:hAnsi="맑은 고딕" w:eastAsia="맑은 고딕"/>
+          <w:b w:val="0"/>
+          <w:sz w:val="21"/>
+        </w:rPr>
+        <w:t>타이틀 트랙의 폭발적인 반응에 힘입어 유럽 전역의 앨범 차트를 석권하였으며, 특히 싱글과 앨범 모두 멀티 플래티넘을 기록하며 전 세계적으로 수백만 장 이상의 경이로운 판매고를 올렸습니다.</w:t>
+      </w:r>
+    </w:p>
+    <w:p>
+      <w:pPr>
+        <w:spacing w:line="324" w:lineRule="auto" w:after="80"/>
+      </w:pPr>
+      <w:r>
+        <w:rPr w:rFonts="맑은 고딕">
+          <w:rFonts w:ascii="맑은 고딕" w:hAnsi="맑은 고딕" w:eastAsia="맑은 고딕"/>
+          <w:b w:val="0"/>
+          <w:color w:val="6B7280"/>
+          <w:sz w:val="21"/>
+        </w:rPr>
+        <w:t xml:space="preserve">· </w:t>
+      </w:r>
+      <w:r>
+        <w:rPr w:rFonts="맑은 고딕">
+          <w:rFonts w:ascii="맑은 고딕" w:hAnsi="맑은 고딕" w:eastAsia="맑은 고딕"/>
+          <w:b/>
+          <w:color w:val="1F2937"/>
+          <w:sz w:val="21"/>
+        </w:rPr>
+        <w:t xml:space="preserve">각종 수상경력: </w:t>
+      </w:r>
+      <w:r>
+        <w:rPr w:rFonts="맑은 고딕">
+          <w:rFonts w:ascii="맑은 고딕" w:hAnsi="맑은 고딕" w:eastAsia="맑은 고딕"/>
+          <w:b w:val="0"/>
+          <w:sz w:val="21"/>
+        </w:rPr>
+        <w:t>오스트리아와 독일을 비롯한 유럽 다수의 국가에서 골드 및 플래티넘 레코드를 획득하였으며, 오스트리아 음악 산업의 위상을 세계에 알린 공로로 유수의 음악상과 문화적 찬사를 한 몸에 받았습니다.</w:t>
+      </w:r>
+    </w:p>
+    <w:p>
+      <w:pPr>
+        <w:spacing w:line="324" w:lineRule="auto" w:before="200" w:after="80"/>
+      </w:pPr>
+      <w:r>
+        <w:rPr w:rFonts="맑은 고딕">
+          <w:rFonts w:ascii="맑은 고딕" w:hAnsi="맑은 고딕" w:eastAsia="맑은 고딕"/>
+          <w:b/>
+          <w:color w:val="1E3A8A"/>
+          <w:sz w:val="24"/>
+        </w:rPr>
+        <w:t>2. 아티스트 정보</w:t>
+      </w:r>
+    </w:p>
+    <w:p>
+      <w:pPr>
+        <w:spacing w:line="324" w:lineRule="auto" w:after="80"/>
+      </w:pPr>
+      <w:r>
+        <w:rPr w:rFonts="맑은 고딕">
+          <w:rFonts w:ascii="맑은 고딕" w:hAnsi="맑은 고딕" w:eastAsia="맑은 고딕"/>
+          <w:b w:val="0"/>
+          <w:color w:val="6B7280"/>
+          <w:sz w:val="21"/>
+        </w:rPr>
+        <w:t xml:space="preserve">· </w:t>
+      </w:r>
+      <w:r>
+        <w:rPr w:rFonts="맑은 고딕">
+          <w:rFonts w:ascii="맑은 고딕" w:hAnsi="맑은 고딕" w:eastAsia="맑은 고딕"/>
+          <w:b/>
+          <w:color w:val="1F2937"/>
+          <w:sz w:val="21"/>
+        </w:rPr>
+        <w:t xml:space="preserve">국적: </w:t>
+      </w:r>
+      <w:r>
+        <w:rPr w:rFonts="맑은 고딕">
+          <w:rFonts w:ascii="맑은 고딕" w:hAnsi="맑은 고딕" w:eastAsia="맑은 고딕"/>
+          <w:b w:val="0"/>
+          <w:sz w:val="21"/>
+        </w:rPr>
+        <w:t>오스트리아</w:t>
+      </w:r>
+    </w:p>
+    <w:p>
+      <w:pPr>
+        <w:spacing w:line="324" w:lineRule="auto" w:after="80"/>
+      </w:pPr>
+      <w:r>
+        <w:rPr w:rFonts="맑은 고딕">
+          <w:rFonts w:ascii="맑은 고딕" w:hAnsi="맑은 고딕" w:eastAsia="맑은 고딕"/>
+          <w:b w:val="0"/>
+          <w:color w:val="6B7280"/>
+          <w:sz w:val="21"/>
+        </w:rPr>
+        <w:t xml:space="preserve">· </w:t>
+      </w:r>
+      <w:r>
+        <w:rPr w:rFonts="맑은 고딕">
+          <w:rFonts w:ascii="맑은 고딕" w:hAnsi="맑은 고딕" w:eastAsia="맑은 고딕"/>
+          <w:b/>
+          <w:color w:val="1F2937"/>
+          <w:sz w:val="21"/>
+        </w:rPr>
+        <w:t xml:space="preserve">생몰년도: </w:t>
+      </w:r>
+      <w:r>
+        <w:rPr w:rFonts="맑은 고딕">
+          <w:rFonts w:ascii="맑은 고딕" w:hAnsi="맑은 고딕" w:eastAsia="맑은 고딕"/>
+          <w:b w:val="0"/>
+          <w:sz w:val="21"/>
+        </w:rPr>
+        <w:t>1973년 결성</w:t>
+      </w:r>
+    </w:p>
+    <w:p>
+      <w:pPr>
+        <w:spacing w:line="324" w:lineRule="auto" w:after="80"/>
+      </w:pPr>
+      <w:r>
+        <w:rPr w:rFonts="맑은 고딕">
+          <w:rFonts w:ascii="맑은 고딕" w:hAnsi="맑은 고딕" w:eastAsia="맑은 고딕"/>
+          <w:b w:val="0"/>
+          <w:color w:val="6B7280"/>
+          <w:sz w:val="21"/>
+        </w:rPr>
+        <w:t xml:space="preserve">· </w:t>
+      </w:r>
+      <w:r>
+        <w:rPr w:rFonts="맑은 고딕">
+          <w:rFonts w:ascii="맑은 고딕" w:hAnsi="맑은 고딕" w:eastAsia="맑은 고딕"/>
+          <w:b/>
+          <w:color w:val="1F2937"/>
+          <w:sz w:val="21"/>
+        </w:rPr>
+        <w:t xml:space="preserve">그룹 소속: </w:t>
+      </w:r>
+      <w:r>
+        <w:rPr w:rFonts="맑은 고딕">
+          <w:rFonts w:ascii="맑은 고딕" w:hAnsi="맑은 고딕" w:eastAsia="맑은 고딕"/>
+          <w:b w:val="0"/>
+          <w:sz w:val="21"/>
+        </w:rPr>
+        <w:t>팝 록 밴드 (5인조 그룹)</w:t>
+      </w:r>
+    </w:p>
+    <w:p>
+      <w:pPr>
+        <w:spacing w:line="324" w:lineRule="auto" w:after="80"/>
+      </w:pPr>
+      <w:r>
+        <w:rPr w:rFonts="맑은 고딕">
+          <w:rFonts w:ascii="맑은 고딕" w:hAnsi="맑은 고딕" w:eastAsia="맑은 고딕"/>
+          <w:b w:val="0"/>
+          <w:color w:val="6B7280"/>
+          <w:sz w:val="21"/>
+        </w:rPr>
+        <w:t xml:space="preserve">· </w:t>
+      </w:r>
+      <w:r>
+        <w:rPr w:rFonts="맑은 고딕">
+          <w:rFonts w:ascii="맑은 고딕" w:hAnsi="맑은 고딕" w:eastAsia="맑은 고딕"/>
+          <w:b/>
+          <w:color w:val="1F2937"/>
+          <w:sz w:val="21"/>
+        </w:rPr>
+        <w:t xml:space="preserve">아티스트 소개: </w:t>
+      </w:r>
+      <w:r>
+        <w:rPr w:rFonts="맑은 고딕">
+          <w:rFonts w:ascii="맑은 고딕" w:hAnsi="맑은 고딕" w:eastAsia="맑은 고딕"/>
+          <w:b w:val="0"/>
+          <w:sz w:val="21"/>
+        </w:rPr>
+        <w:t>1973년 오스트리아 그라츠 근교에서 결성된 오푸스는 탄탄한 프로그레시브 록의 기초 위에 낭만적인 아레나 팝 록의 멜로디를 유려하게 접목한 독보적인 밴드입니다. 보컬 헤르비히 뤼디서(Herwig Rüdisser)의 흡인력 있는 음색과 밴드의 치밀한 앙상블은 언어와 국경의 장벽을 넘어 글로벌 팝 역사에 선명한 발자취를 남겼습니다.</w:t>
+      </w:r>
+    </w:p>
+    <w:p>
+      <w:pPr>
+        <w:spacing w:line="324" w:lineRule="auto" w:before="200" w:after="80"/>
+      </w:pPr>
+      <w:r>
+        <w:rPr w:rFonts="맑은 고딕">
+          <w:rFonts w:ascii="맑은 고딕" w:hAnsi="맑은 고딕" w:eastAsia="맑은 고딕"/>
+          <w:b/>
+          <w:color w:val="1E3A8A"/>
+          <w:sz w:val="24"/>
+        </w:rPr>
+        <w:t>3. 음반 상세 분석</w:t>
+      </w:r>
+    </w:p>
+    <w:p>
+      <w:pPr>
+        <w:spacing w:line="324" w:lineRule="auto" w:after="80"/>
+      </w:pPr>
+      <w:r>
+        <w:rPr w:rFonts="맑은 고딕">
+          <w:rFonts w:ascii="맑은 고딕" w:hAnsi="맑은 고딕" w:eastAsia="맑은 고딕"/>
+          <w:b w:val="0"/>
+          <w:color w:val="6B7280"/>
+          <w:sz w:val="21"/>
+        </w:rPr>
+        <w:t xml:space="preserve">· </w:t>
+      </w:r>
+      <w:r>
+        <w:rPr w:rFonts="맑은 고딕">
+          <w:rFonts w:ascii="맑은 고딕" w:hAnsi="맑은 고딕" w:eastAsia="맑은 고딕"/>
+          <w:b/>
+          <w:color w:val="1F2937"/>
+          <w:sz w:val="21"/>
+        </w:rPr>
+        <w:t xml:space="preserve">역사적 위치: </w:t>
+      </w:r>
+      <w:r>
+        <w:rPr w:rFonts="맑은 고딕">
+          <w:rFonts w:ascii="맑은 고딕" w:hAnsi="맑은 고딕" w:eastAsia="맑은 고딕"/>
+          <w:b w:val="0"/>
+          <w:sz w:val="21"/>
+        </w:rPr>
+        <w:t>라이브 앨범이 단순히 기존 스튜디오 곡의 재현에 머무르지 않고, 현장에서 탄생한 신곡과 군중의 호흡을 통해 전설적인 명반으로 도약할 수 있음을 입증한 교과서적인 앨범입니다. 스타디움 록이 지향해야 할 대중적 유대감과 예술적 일체감을 완벽히 포착해 낸 1980년대 유로 팝/록의 기념비적인 성취로 평가받습니다.</w:t>
+      </w:r>
+    </w:p>
+    <w:p>
+      <w:pPr>
+        <w:spacing w:line="324" w:lineRule="auto" w:after="80"/>
+      </w:pPr>
+      <w:r>
+        <w:rPr w:rFonts="맑은 고딕">
+          <w:rFonts w:ascii="맑은 고딕" w:hAnsi="맑은 고딕" w:eastAsia="맑은 고딕"/>
+          <w:b w:val="0"/>
+          <w:color w:val="6B7280"/>
+          <w:sz w:val="21"/>
+        </w:rPr>
+        <w:t xml:space="preserve">· </w:t>
+      </w:r>
+      <w:r>
+        <w:rPr w:rFonts="맑은 고딕">
+          <w:rFonts w:ascii="맑은 고딕" w:hAnsi="맑은 고딕" w:eastAsia="맑은 고딕"/>
+          <w:b/>
+          <w:color w:val="1F2937"/>
+          <w:sz w:val="21"/>
+        </w:rPr>
+        <w:t xml:space="preserve">시대의 흔적(스토리텔링): </w:t>
+      </w:r>
+      <w:r>
+        <w:rPr w:rFonts="맑은 고딕">
+          <w:rFonts w:ascii="맑은 고딕" w:hAnsi="맑은 고딕" w:eastAsia="맑은 고딕"/>
+          <w:b w:val="0"/>
+          <w:sz w:val="21"/>
+        </w:rPr>
+        <w:t>냉전의 황혼기 속에서 유럽 청춘들이 갈망하던 자유와 연대의 정서가 앨범 전반에 깊게 배어 있습니다. 기술 복제 시대의 기계적 완벽함보다는 사람과 사람이 현장에서 직접 부딪치며 만들어내는 생명력을 열망하던 당대 젊은이들의 순수한 열기와 낭만이 턴테이블의 회전을 따라 파노라마처럼 펼쳐집니다.</w:t>
+      </w:r>
+    </w:p>
+    <w:p>
+      <w:pPr>
+        <w:spacing w:line="324" w:lineRule="auto" w:before="200" w:after="80"/>
+      </w:pPr>
+      <w:r>
+        <w:rPr w:rFonts="맑은 고딕">
+          <w:rFonts w:ascii="맑은 고딕" w:hAnsi="맑은 고딕" w:eastAsia="맑은 고딕"/>
+          <w:b/>
+          <w:color w:val="1E3A8A"/>
+          <w:sz w:val="24"/>
+        </w:rPr>
+        <w:t>4. 주요 수록곡 및 감상 제언</w:t>
+      </w:r>
+    </w:p>
+    <w:p>
+      <w:pPr>
+        <w:spacing w:line="324" w:lineRule="auto" w:after="80"/>
+      </w:pPr>
+      <w:r>
+        <w:rPr w:rFonts="맑은 고딕">
+          <w:rFonts w:ascii="맑은 고딕" w:hAnsi="맑은 고딕" w:eastAsia="맑은 고딕"/>
+          <w:b w:val="0"/>
+          <w:color w:val="6B7280"/>
+          <w:sz w:val="21"/>
+        </w:rPr>
+        <w:t xml:space="preserve">· </w:t>
+      </w:r>
+      <w:r>
+        <w:rPr w:rFonts="맑은 고딕">
+          <w:rFonts w:ascii="맑은 고딕" w:hAnsi="맑은 고딕" w:eastAsia="맑은 고딕"/>
+          <w:b/>
+          <w:color w:val="1F2937"/>
+          <w:sz w:val="21"/>
+        </w:rPr>
+        <w:t xml:space="preserve">주요 수록곡 특징: </w:t>
+      </w:r>
+      <w:r>
+        <w:rPr w:rFonts="맑은 고딕">
+          <w:rFonts w:ascii="맑은 고딕" w:hAnsi="맑은 고딕" w:eastAsia="맑은 고딕"/>
+          <w:b w:val="0"/>
+          <w:sz w:val="21"/>
+        </w:rPr>
+        <w:t>관객들의 박수와 함께 전설적인 챈트가 터져 나오는 불멸의 찬가 'Live Is Life'는 물론, 밴드의 정교한 연주력과 서정적 멜로디 감각이 돋보이는 'Up and Down', 감미롭고 유려한 하모니가 일품인 'Flying High' 등 라이브 특유의 역동성과 감동이 정점에 달한 트랙들이 수록되어 있습니다.</w:t>
+      </w:r>
+    </w:p>
+    <w:p>
+      <w:pPr>
+        <w:spacing w:line="324" w:lineRule="auto" w:after="80"/>
+      </w:pPr>
+      <w:r>
+        <w:rPr w:rFonts="맑은 고딕">
+          <w:rFonts w:ascii="맑은 고딕" w:hAnsi="맑은 고딕" w:eastAsia="맑은 고딕"/>
+          <w:b w:val="0"/>
+          <w:color w:val="6B7280"/>
+          <w:sz w:val="21"/>
+        </w:rPr>
+        <w:t xml:space="preserve">· </w:t>
+      </w:r>
+      <w:r>
+        <w:rPr w:rFonts="맑은 고딕">
+          <w:rFonts w:ascii="맑은 고딕" w:hAnsi="맑은 고딕" w:eastAsia="맑은 고딕"/>
+          <w:b/>
+          <w:color w:val="1F2937"/>
+          <w:sz w:val="21"/>
+        </w:rPr>
+        <w:t xml:space="preserve">빈티지 감상 제언: </w:t>
+      </w:r>
+      <w:r>
+        <w:rPr w:rFonts="맑은 고딕">
+          <w:rFonts w:ascii="맑은 고딕" w:hAnsi="맑은 고딕" w:eastAsia="맑은 고딕"/>
+          <w:b w:val="0"/>
+          <w:sz w:val="21"/>
+        </w:rPr>
+        <w:t>진공관 앰프의 따스한 온기와 두툼한 중역대를 통해 울려 퍼질 때 관객들의 함성과 박수 소리는 마치 리스너를 1984년 오버바트 스타디움 한가운데로 데려다놓은 듯한 현장감을 선사합니다. 카트리지가 소릿골을 읽어 내려갈 때 피어오르는 아날로그 특유의 자연스러운 공명은 라이브 음반 특유의 다이내믹스를 극대화해 줍니다.</w:t>
+      </w:r>
+    </w:p>
+    <w:p>
+      <w:pPr>
+        <w:spacing w:line="324" w:lineRule="auto" w:after="80"/>
+      </w:pPr>
+      <w:r>
+        <w:rPr w:rFonts="맑은 고딕">
+          <w:rFonts w:ascii="맑은 고딕" w:hAnsi="맑은 고딕" w:eastAsia="맑은 고딕"/>
+          <w:b w:val="0"/>
+          <w:color w:val="6B7280"/>
+          <w:sz w:val="21"/>
+        </w:rPr>
+        <w:t xml:space="preserve">· </w:t>
+      </w:r>
+      <w:r>
+        <w:rPr w:rFonts="맑은 고딕">
+          <w:rFonts w:ascii="맑은 고딕" w:hAnsi="맑은 고딕" w:eastAsia="맑은 고딕"/>
+          <w:b/>
+          <w:color w:val="1F2937"/>
+          <w:sz w:val="21"/>
+        </w:rPr>
+        <w:t xml:space="preserve">소장 가치: </w:t>
+      </w:r>
+      <w:r>
+        <w:rPr w:rFonts="맑은 고딕">
+          <w:rFonts w:ascii="맑은 고딕" w:hAnsi="맑은 고딕" w:eastAsia="맑은 고딕"/>
+          <w:b w:val="0"/>
+          <w:sz w:val="21"/>
+        </w:rPr>
+        <w:t>전 세계 수많은 축구 경기장과 축제의 현장을 적셨던 세기의 앤섬(Anthem)이 처음 탄생하던 역사적 순간의 육성을 오리지널 아날로그 LP로 간직할 수 있다는 점만으로도 컬렉터들에게 대체 불가능한 소장 가치를 지닙니다.</w:t>
+      </w:r>
+    </w:p>
+    <w:p>
+      <w:pPr>
+        <w:spacing w:line="324" w:lineRule="auto" w:after="120" w:before="160"/>
+      </w:pPr>
+      <w:r>
+        <w:rPr w:rFonts="맑은 고딕">
+          <w:rFonts w:ascii="맑은 고딕" w:hAnsi="맑은 고딕" w:eastAsia="맑은 고딕"/>
+          <w:b/>
+          <w:color w:val="4338CA"/>
+          <w:sz w:val="21"/>
+        </w:rPr>
+        <w:t>이 음반을 통해 한 시대를 뜨겁게 달구었던 청춘들의 찬가와 무대 위의 온기가 전해주는 감동을 다시 한번 경험해 보시는 것은 어떨까요?</w:t>
       </w:r>
     </w:p>
     <w:sectPr>
       <w:pgSz w:w="12240" w:h="15840"/>
-      <w:pgMar w:top="1440" w:right="1440" w:bottom="1440" w:left="1440" w:header="720" w:footer="720" w:gutter="0"/>
+      <w:pgMar w:top="1152" w:right="1296" w:bottom="1152" w:left="1296" w:header="720" w:footer="720" w:gutter="0"/>
       <w:cols w:space="720"/>
       <w:docGrid w:linePitch="360"/>
     </w:sectPr>

--- a/word_reports/LP_0261_위치_464_Opus_Live Is Life.docx
+++ b/word_reports/LP_0261_위치_464_Opus_Live Is Life.docx
@@ -32,7 +32,7 @@
     </w:p>
     <w:p>
       <w:pPr>
-        <w:spacing w:line="324" w:lineRule="auto" w:before="80" w:after="160"/>
+        <w:spacing w:line="324" w:lineRule="auto" w:before="80" w:after="120"/>
       </w:pPr>
       <w:r>
         <w:rPr w:rFonts="맑은 고딕">
@@ -42,13 +42,6 @@
           <w:sz w:val="22"/>
         </w:rPr>
         <w:t xml:space="preserve">[음반 소개] </w:t>
-      </w:r>
-      <w:r>
-        <w:rPr w:rFonts="맑은 고딕">
-          <w:rFonts w:ascii="맑은 고딕" w:hAnsi="맑은 고딕" w:eastAsia="맑은 고딕"/>
-          <w:b w:val="0"/>
-          <w:sz w:val="21"/>
-        </w:rPr>
       </w:r>
     </w:p>
     <w:p>
@@ -61,7 +54,33 @@
           <w:b w:val="0"/>
           <w:sz w:val="21"/>
         </w:rPr>
-        <w:t>무대와 객석의 경계가 완벽히 허물어지며 하나의 거대한 파동으로 일렁이던 그 찬란한 순간이 온전히 박제된 실황 명반입니다. 1980년대 유럽 팝 음악계의 심장을 관통했던 오스트리아 록 밴드 오푸스의 뜨거운 에너지는 아날로그 그루브 속에서 숨결 하나까지 생생하게 살아 숨 쉽니다. 일상의 고단함을 단숨에 잊게 만드는 마법 같은 환호성과 떼창의 서정은 시대를 초월하여 오늘날의 리스너에게도 순수한 음악적 해방감을 선사합니다. 음악이 왜 살아 숨 쉬어야 하는지, 그 근원적 질문에 가장 명쾌하고 낭만적인 해답을 건네는 걸작입니다.</w:t>
+        <w:t>1980년대 중반, 유럽 대륙의 심장부 오스트리아의 한적한 소도시 오버바르트(Oberwart)의 스타디움에서 대중음악사에 유례없는 찬란한 기적이 피어올랐습니다. 결성 11주년을 기념하기 위해 열린 이 무대에서 밴드 오푸스(Opus)는 무대와 객석의 경계를 허무는 순수한 음악적 교감을 완성해 냈고, 그 뜨거운 환희의 현장을 가감 없이 아날로그 소리골에 새겨 넣은 결과물이 바로 본작 《Live Is Life》입니다. 스튜디오의 정제된 인위성을 뛰어넘어 살아 숨 쉬는 현장의 공기와 수천 명 관객의 심장 박동을 오롯이 포착한 이 음반은, 발매와 동시에 전 세계 팝 음악계를 강타하며 경기장 록(Arena Rock)과 팝 음악이 도달할 수 있는 가장 찬란한 축제의 순간을 기록한 불멸의 명반으로 자리매김하였습니다.</w:t>
+      </w:r>
+    </w:p>
+    <w:p>
+      <w:pPr>
+        <w:spacing w:line="324" w:lineRule="auto" w:after="120"/>
+      </w:pPr>
+      <w:r>
+        <w:rPr w:rFonts="맑은 고딕">
+          <w:rFonts w:ascii="맑은 고딕" w:hAnsi="맑은 고딕" w:eastAsia="맑은 고딕"/>
+          <w:b w:val="0"/>
+          <w:sz w:val="21"/>
+        </w:rPr>
+        <w:t>이 앨범을 관통하는 예술적 철학은 명료하면서도 숭고합니다. 타이틀곡이자 불후의 명곡인 'Live Is Life'가 웅변하듯, 이들에게 음악이란 박제된 예술품이 아니라 지금 이 순간 무대 위에서 청중과 함께 호흡하는 '살아있는 삶 그 자체'였습니다. 보컬 헤르비히 뤼디서의 호방하고 서정적인 가창과 에발트 플레거의 유려한 기타 리프, 그리고 단단하게 리듬을 지탱하는 퍼커션의 조화는 단순한 연주를 넘어 삶에 대한 무한한 긍정과 희망의 선언이었습니다. 이는 훗날 디에고 마라도나가 축구공 하나로 전설적인 웜업 예술을 선보일 때 배경음악으로 쓰이며 시대의 아이콘으로 승화되었듯, 인간이 지닌 순수한 열정과 신체적 리듬이 음악과 하나 되는 궁극의 카타르시스를 증명해 보였습니다.</w:t>
+      </w:r>
+    </w:p>
+    <w:p>
+      <w:pPr>
+        <w:spacing w:line="324" w:lineRule="auto" w:after="120"/>
+      </w:pPr>
+      <w:r>
+        <w:rPr w:rFonts="맑은 고딕">
+          <w:rFonts w:ascii="맑은 고딕" w:hAnsi="맑은 고딕" w:eastAsia="맑은 고딕"/>
+          <w:b w:val="0"/>
+          <w:sz w:val="21"/>
+        </w:rPr>
+        <w:t>세월이 흘러 디지털 음향의 파도가 온 세상을 덮은 오늘날에도, 본 LP가 선사하는 서정적 울림은 조금도 바래지 않았습니다. 턴테이블의 바늘이 회전반의 그루브에 닿는 순간, 1984년 늦여름의 신선한 바람과 스타디움을 가득 채웠던 관중들의 박수 소리, 그리고 밴드가 뿜어내던 벅찬 땀방울의 온도가 진공관을 타고 실내를 가득 채웁니다. 국경과 언어, 시대를 초월하여 인간 본연의 연대감과 삶의 희열을 일깨워주는 이 앨범은, 정통 LP 애호가들에게 아날로그 오디오가 구현할 수 있는 가장 입체적이고도 따스한 감동의 파동을 여전히 고스란히 건네주고 있습니다.</w:t>
       </w:r>
     </w:p>
     <w:p>
@@ -168,7 +187,7 @@
           <w:b w:val="0"/>
           <w:sz w:val="21"/>
         </w:rPr>
-        <w:t>밴드 결성 11주년을 기념하여 1984년 9월 2일 오스트리아 오버바트(Oberwart) 실내경기장에서 열린 라이브 실황을 녹음해 1984년 말 발매된 앨범으로, 현장의 열기와 순수한 연주력이 응축된 역사적 기록물입니다.</w:t>
+        <w:t>1984년 9월 2일 오스트리아 오버바르트 스타디움 실황을 녹음하여 1984년 말 Polydor/OK Musica를 통해 세상에 첫선을 보인 기념비적인 라이브 명반.</w:t>
       </w:r>
     </w:p>
     <w:p>
@@ -199,7 +218,7 @@
           <w:b w:val="0"/>
           <w:sz w:val="21"/>
         </w:rPr>
-        <w:t>타이틀 트랙의 폭발적인 반응에 힘입어 유럽 전역의 앨범 차트를 석권하였으며, 특히 싱글과 앨범 모두 멀티 플래티넘을 기록하며 전 세계적으로 수백만 장 이상의 경이로운 판매고를 올렸습니다.</w:t>
+        <w:t>타이틀곡 'Live Is Life'가 오스트리아, 독일, 프랑스, 스페인 등 유럽 전역 차트 1위를 석권하고 영국 싱글 차트 6위, 미국 빌보드 핫 100 32위를 기록하는 등 전 세계 수백만 장의 판매고를 올리며 글로벌 메가 히트 기록.</w:t>
       </w:r>
     </w:p>
     <w:p>
@@ -230,7 +249,7 @@
           <w:b w:val="0"/>
           <w:sz w:val="21"/>
         </w:rPr>
-        <w:t>오스트리아와 독일을 비롯한 유럽 다수의 국가에서 골드 및 플래티넘 레코드를 획득하였으며, 오스트리아 음악 산업의 위상을 세계에 알린 공로로 유수의 음악상과 문화적 찬사를 한 몸에 받았습니다.</w:t>
+        <w:t>유럽 각국 음악 산업 협회로부터 다수의 골드 및 플래티넘 레코드 인증을 획득하였으며, 1985년 유럽 전역을 강타한 '가장 위대한 스타디움 앤섬'으로 공인받음.</w:t>
       </w:r>
     </w:p>
     <w:p>
@@ -275,7 +294,7 @@
           <w:b w:val="0"/>
           <w:sz w:val="21"/>
         </w:rPr>
-        <w:t>오스트리아</w:t>
+        <w:t>오스트리아 (Austria)</w:t>
       </w:r>
     </w:p>
     <w:p>
@@ -337,7 +356,7 @@
           <w:b w:val="0"/>
           <w:sz w:val="21"/>
         </w:rPr>
-        <w:t>팝 록 밴드 (5인조 그룹)</w:t>
+        <w:t>5인조 팝/록 밴드 (Group)</w:t>
       </w:r>
     </w:p>
     <w:p>
@@ -368,7 +387,7 @@
           <w:b w:val="0"/>
           <w:sz w:val="21"/>
         </w:rPr>
-        <w:t>1973년 오스트리아 그라츠 근교에서 결성된 오푸스는 탄탄한 프로그레시브 록의 기초 위에 낭만적인 아레나 팝 록의 멜로디를 유려하게 접목한 독보적인 밴드입니다. 보컬 헤르비히 뤼디서(Herwig Rüdisser)의 흡인력 있는 음색과 밴드의 치밀한 앙상블은 언어와 국경의 장벽을 넘어 글로벌 팝 역사에 선명한 발자취를 남겼습니다.</w:t>
+        <w:t>보컬 헤르비히 뤼디서와 작곡과 기타를 맡은 에발트 플레거를 중심으로 결성된 오푸스는 유럽 특유의 서정적인 멜로디 감각과 단단한 하드록의 구성을 결합한 독창적 음악 세계를 펼쳐 보였습니다. 스타디움 전체를 하나의 거대한 합창단으로 만드는 압도적인 무대 장악력과 라이브 퍼포먼스를 통해, 오스트리아 대중음악의 저력을 전 세계에 각인시킨 전설적인 아티스트입니다.</w:t>
       </w:r>
     </w:p>
     <w:p>
@@ -413,7 +432,7 @@
           <w:b w:val="0"/>
           <w:sz w:val="21"/>
         </w:rPr>
-        <w:t>라이브 앨범이 단순히 기존 스튜디오 곡의 재현에 머무르지 않고, 현장에서 탄생한 신곡과 군중의 호흡을 통해 전설적인 명반으로 도약할 수 있음을 입증한 교과서적인 앨범입니다. 스타디움 록이 지향해야 할 대중적 유대감과 예술적 일체감을 완벽히 포착해 낸 1980년대 유로 팝/록의 기념비적인 성취로 평가받습니다.</w:t>
+        <w:t>스튜디오 녹음본보다 라이브 실황 음원이 더욱 탁월한 완성도와 생명력을 지닐 수 있음을 완벽히 입증해 낸 1980년대 라이브 앨범의 독보적 금자탑입니다.</w:t>
       </w:r>
     </w:p>
     <w:p>
@@ -444,7 +463,7 @@
           <w:b w:val="0"/>
           <w:sz w:val="21"/>
         </w:rPr>
-        <w:t>냉전의 황혼기 속에서 유럽 청춘들이 갈망하던 자유와 연대의 정서가 앨범 전반에 깊게 배어 있습니다. 기술 복제 시대의 기계적 완벽함보다는 사람과 사람이 현장에서 직접 부딪치며 만들어내는 생명력을 열망하던 당대 젊은이들의 순수한 열기와 낭만이 턴테이블의 회전을 따라 파노라마처럼 펼쳐집니다.</w:t>
+        <w:t>냉전의 황혼기이자 팝 음악의 황금기였던 1980년대 중반, 순수한 낙관주의와 공동체적 연대를 갈망하던 당대 청춘들의 문화적 갈증을 시원하게 해소해 준 시대의 찬가였습니다.</w:t>
       </w:r>
     </w:p>
     <w:p>
@@ -489,7 +508,7 @@
           <w:b w:val="0"/>
           <w:sz w:val="21"/>
         </w:rPr>
-        <w:t>관객들의 박수와 함께 전설적인 챈트가 터져 나오는 불멸의 찬가 'Live Is Life'는 물론, 밴드의 정교한 연주력과 서정적 멜로디 감각이 돋보이는 'Up and Down', 감미롭고 유려한 하모니가 일품인 'Flying High' 등 라이브 특유의 역동성과 감동이 정점에 달한 트랙들이 수록되어 있습니다.</w:t>
+        <w:t>관객과 호흡하는 시그니처 박수와 폭발적인 싱얼롱으로 전율을 선사하는 'Live Is Life'는 물론, 멜로딕 록의 유려함이 빛나는 'Flying High', 탄탄한 연주력과 극적인 기승전결을 보여주는 'Up And Down' 등 라이브의 묘미를 극대화한 명곡들로 채워져 있습니다.</w:t>
       </w:r>
     </w:p>
     <w:p>
@@ -520,7 +539,7 @@
           <w:b w:val="0"/>
           <w:sz w:val="21"/>
         </w:rPr>
-        <w:t>진공관 앰프의 따스한 온기와 두툼한 중역대를 통해 울려 퍼질 때 관객들의 함성과 박수 소리는 마치 리스너를 1984년 오버바트 스타디움 한가운데로 데려다놓은 듯한 현장감을 선사합니다. 카트리지가 소릿골을 읽어 내려갈 때 피어오르는 아날로그 특유의 자연스러운 공명은 라이브 음반 특유의 다이내믹스를 극대화해 줍니다.</w:t>
+        <w:t>진공관 앰프와 풀레인지 혹은 대구경 우퍼 스피커를 매칭하여 감상할 때, 스타디움을 뒤흔드는 킥드럼의 묵직한 타격감과 수천 관중의 환호성이 만들어내는 입체적 음장감을 가장 생생하고 따뜻한 질감으로 만끽할 수 있습니다.</w:t>
       </w:r>
     </w:p>
     <w:p>
@@ -551,7 +570,7 @@
           <w:b w:val="0"/>
           <w:sz w:val="21"/>
         </w:rPr>
-        <w:t>전 세계 수많은 축구 경기장과 축제의 현장을 적셨던 세기의 앤섬(Anthem)이 처음 탄생하던 역사적 순간의 육성을 오리지널 아날로그 LP로 간직할 수 있다는 점만으로도 컬렉터들에게 대체 불가능한 소장 가치를 지닙니다.</w:t>
+        <w:t>현장 실황 음반만이 가질 수 있는 불멸의 다이내믹스와 80년대 아날로그 팝 음악의 찬란했던 전성기를 오롯이 물리적 매체로 간직할 수 있는 컬렉터 필청의 명반입니다.</w:t>
       </w:r>
     </w:p>
     <w:p>
@@ -565,7 +584,7 @@
           <w:color w:val="4338CA"/>
           <w:sz w:val="21"/>
         </w:rPr>
-        <w:t>이 음반을 통해 한 시대를 뜨겁게 달구었던 청춘들의 찬가와 무대 위의 온기가 전해주는 감동을 다시 한번 경험해 보시는 것은 어떨까요?</w:t>
+        <w:t>이 음반을 통해 아날로그 바늘 끝에서 피어나는 뜨거운 환희와 생명의 찬가가 전해주는 감동을 다시 한번 경험해 보시는 것은 어떨까요?</w:t>
       </w:r>
     </w:p>
     <w:sectPr>
